--- a/preview/docxs/16-modern-cobalt.docx
+++ b/preview/docxs/16-modern-cobalt.docx
@@ -508,7 +508,7 @@
         </w:rPr>
         <w:t xml:space="preserve">Demo: </w:t>
       </w:r>
-      <w:hyperlink w:history="1" r:id="rIdr0uu8qpfdhtect1o3xnc8">
+      <w:hyperlink w:history="1" r:id="rId2lpn0qm6jpvih7s1mtbge">
         <w:r>
           <w:rPr>
             <w:color w:val="2563eb"/>
@@ -536,7 +536,7 @@
         </w:rPr>
         <w:t xml:space="preserve">Code: </w:t>
       </w:r>
-      <w:hyperlink w:history="1" r:id="rIdyyvk70quvkdumym28xndq">
+      <w:hyperlink w:history="1" r:id="rIdand7arjql492kl2ona9cy">
         <w:r>
           <w:rPr>
             <w:color w:val="2563eb"/>
@@ -626,7 +626,7 @@
         </w:rPr>
         <w:t xml:space="preserve">Demo: </w:t>
       </w:r>
-      <w:hyperlink w:history="1" r:id="rIdtyjepifdgftuyn-hxusak">
+      <w:hyperlink w:history="1" r:id="rIdcnqrihjokvybjjccqxdig">
         <w:r>
           <w:rPr>
             <w:color w:val="2563eb"/>
@@ -1060,7 +1060,7 @@
         </w:rPr>
         <w:t xml:space="preserve">Portfolio: </w:t>
       </w:r>
-      <w:hyperlink w:history="1" r:id="rIdmrp4tfsvvwytxeo66zly7">
+      <w:hyperlink w:history="1" r:id="rIdxqxfl0su5zqk5au6qejiq">
         <w:r>
           <w:rPr>
             <w:color w:val="2563eb"/>
